--- a/AITEK_report/Report_1.docx
+++ b/AITEK_report/Report_1.docx
@@ -396,9 +396,9 @@
           <w:noProof/>
         </w:rPr>
         <w:drawing>
-          <wp:inline distT="0" distB="0" distL="0" distR="0" wp14:anchorId="7D9708AD" wp14:editId="168EDEB3">
-            <wp:extent cx="3133771" cy="2260600"/>
-            <wp:effectExtent l="0" t="0" r="9525" b="6350"/>
+          <wp:inline distT="0" distB="0" distL="0" distR="0" wp14:anchorId="7D9708AD" wp14:editId="38F72E92">
+            <wp:extent cx="2603500" cy="1878080"/>
+            <wp:effectExtent l="0" t="0" r="6350" b="8255"/>
             <wp:docPr id="3" name="Picture 3" descr="OBD2 pinout explained. Major car brands pinouts"/>
             <wp:cNvGraphicFramePr>
               <a:graphicFrameLocks xmlns:a="http://schemas.openxmlformats.org/drawingml/2006/main" noChangeAspect="1"/>
@@ -428,7 +428,7 @@
                   <pic:spPr bwMode="auto">
                     <a:xfrm>
                       <a:off x="0" y="0"/>
-                      <a:ext cx="3142008" cy="2266542"/>
+                      <a:ext cx="2614441" cy="1885973"/>
                     </a:xfrm>
                     <a:prstGeom prst="rect">
                       <a:avLst/>
@@ -444,14 +444,6 @@
           </wp:inline>
         </w:drawing>
       </w:r>
-    </w:p>
-    <w:p>
-      <w:pPr>
-        <w:jc w:val="center"/>
-        <w:rPr>
-          <w:lang w:val="vi-VN"/>
-        </w:rPr>
-      </w:pPr>
     </w:p>
     <w:p>
       <w:pPr>
@@ -1298,6 +1290,7 @@
         </w:rPr>
       </w:pPr>
       <w:r>
+        <w:lastRenderedPageBreak/>
         <w:t>Bộ</w:t>
       </w:r>
       <w:r>
@@ -1328,6 +1321,8 @@
       <w:r>
         <w:rPr>
           <w:rStyle w:val="Strong"/>
+          <w:b w:val="0"/>
+          <w:bCs w:val="0"/>
         </w:rPr>
         <w:t>một trong vài protocol</w:t>
       </w:r>
@@ -1347,7 +1342,6 @@
         <w:rPr>
           <w:rStyle w:val="Strong"/>
         </w:rPr>
-        <w:lastRenderedPageBreak/>
         <w:t>SAE J1850 PWM</w:t>
       </w:r>
       <w:r>
@@ -1622,6 +1616,7 @@
         <w:rPr>
           <w:rFonts w:hAnsi="Symbol"/>
         </w:rPr>
+        <w:lastRenderedPageBreak/>
         <w:t></w:t>
       </w:r>
       <w:r>
@@ -1701,7 +1696,7 @@
     </w:p>
     <w:p>
       <w:pPr>
-        <w:ind w:left="720"/>
+        <w:ind w:left="360"/>
       </w:pPr>
       <w:r>
         <w:rPr>
@@ -1731,7 +1726,6 @@
         <w:ind w:left="360"/>
       </w:pPr>
       <w:r>
-        <w:lastRenderedPageBreak/>
         <w:t xml:space="preserve">J1979 thường được sử dụng </w:t>
       </w:r>
       <w:r>
@@ -1829,10 +1823,7 @@
         <w:t>trên CAN (ISO-TP)</w:t>
       </w:r>
       <w:r>
-        <w:t xml:space="preserve"> nhưng cũng có thể chạy trên KWP, hoặc Ethernet. Đa số ECU hiện đại dùng UDS.</w:t>
-      </w:r>
-      <w:r>
-        <w:t xml:space="preserve"> </w:t>
+        <w:t xml:space="preserve"> nhưng cũng có thể chạy trên KWP, hoặc Ethernet. Đa số ECU hiện đại dùng UDS. </w:t>
       </w:r>
     </w:p>
     <w:p>
@@ -1928,6 +1919,7 @@
         </w:rPr>
       </w:pPr>
       <w:r>
+        <w:lastRenderedPageBreak/>
         <w:t>CAN</w:t>
       </w:r>
       <w:r>
@@ -2009,10 +2001,7 @@
         <w:pStyle w:val="Heading2"/>
       </w:pPr>
       <w:r>
-        <w:t>Lớp</w:t>
-      </w:r>
-      <w:r>
-        <w:t xml:space="preserve"> ISO-TP — Transport trong CAN</w:t>
+        <w:t>Lớp ISO-TP — Transport trong CAN</w:t>
       </w:r>
     </w:p>
     <w:p>
@@ -2383,7 +2372,6 @@
                 <w:sz w:val="24"/>
                 <w:szCs w:val="24"/>
               </w:rPr>
-              <w:lastRenderedPageBreak/>
               <w:t>FC – Flow Control</w:t>
             </w:r>
           </w:p>
@@ -2444,6 +2432,7 @@
     </w:tbl>
     <w:p>
       <w:pPr>
+        <w:pStyle w:val="Heading2"/>
         <w:rPr>
           <w:sz w:val="48"/>
         </w:rPr>
@@ -2458,6 +2447,13 @@
       </w:r>
     </w:p>
     <w:p>
+      <w:pPr>
+        <w:pStyle w:val="ListParagraph"/>
+        <w:numPr>
+          <w:ilvl w:val="0"/>
+          <w:numId w:val="16"/>
+        </w:numPr>
+      </w:pPr>
       <w:r>
         <w:rPr>
           <w:rStyle w:val="Strong"/>
@@ -2469,6 +2465,13 @@
       </w:r>
     </w:p>
     <w:p>
+      <w:pPr>
+        <w:pStyle w:val="ListParagraph"/>
+        <w:numPr>
+          <w:ilvl w:val="0"/>
+          <w:numId w:val="16"/>
+        </w:numPr>
+      </w:pPr>
       <w:r>
         <w:rPr>
           <w:rStyle w:val="Strong"/>
@@ -2480,6 +2483,13 @@
       </w:r>
     </w:p>
     <w:p>
+      <w:pPr>
+        <w:pStyle w:val="ListParagraph"/>
+        <w:numPr>
+          <w:ilvl w:val="0"/>
+          <w:numId w:val="16"/>
+        </w:numPr>
+      </w:pPr>
       <w:r>
         <w:rPr>
           <w:rStyle w:val="Strong"/>
@@ -2491,6 +2501,13 @@
       </w:r>
     </w:p>
     <w:p>
+      <w:pPr>
+        <w:pStyle w:val="ListParagraph"/>
+        <w:numPr>
+          <w:ilvl w:val="0"/>
+          <w:numId w:val="16"/>
+        </w:numPr>
+      </w:pPr>
       <w:r>
         <w:rPr>
           <w:rStyle w:val="Strong"/>
@@ -2502,11 +2519,25 @@
       </w:r>
     </w:p>
     <w:p>
+      <w:pPr>
+        <w:pStyle w:val="ListParagraph"/>
+        <w:numPr>
+          <w:ilvl w:val="0"/>
+          <w:numId w:val="16"/>
+        </w:numPr>
+      </w:pPr>
       <w:r>
         <w:t>…</w:t>
       </w:r>
     </w:p>
     <w:p>
+      <w:pPr>
+        <w:pStyle w:val="ListParagraph"/>
+        <w:numPr>
+          <w:ilvl w:val="0"/>
+          <w:numId w:val="16"/>
+        </w:numPr>
+      </w:pPr>
       <w:r>
         <w:rPr>
           <w:rStyle w:val="Strong"/>
@@ -2518,36 +2549,279 @@
       </w:r>
     </w:p>
     <w:p>
+      <w:pPr>
+        <w:rPr>
+          <w:lang w:val="vi-VN"/>
+        </w:rPr>
+      </w:pPr>
       <w:r>
         <w:t xml:space="preserve">Mỗi mode có các </w:t>
       </w:r>
       <w:r>
         <w:rPr>
           <w:rStyle w:val="Strong"/>
+          <w:b w:val="0"/>
+          <w:bCs w:val="0"/>
         </w:rPr>
         <w:t>PID</w:t>
       </w:r>
       <w:r>
         <w:t xml:space="preserve"> (parameter ID).</w:t>
       </w:r>
-      <w:r>
-        <w:br/>
+    </w:p>
+    <w:p>
+      <w:r>
         <w:t>Ví dụ:</w:t>
       </w:r>
     </w:p>
     <w:p>
+      <w:pPr>
+        <w:pStyle w:val="ListParagraph"/>
+        <w:numPr>
+          <w:ilvl w:val="0"/>
+          <w:numId w:val="17"/>
+        </w:numPr>
+      </w:pPr>
       <w:r>
         <w:t>PID 0C = RPM</w:t>
       </w:r>
     </w:p>
     <w:p>
+      <w:pPr>
+        <w:pStyle w:val="ListParagraph"/>
+        <w:numPr>
+          <w:ilvl w:val="0"/>
+          <w:numId w:val="17"/>
+        </w:numPr>
+      </w:pPr>
       <w:r>
         <w:t>PID 0D = tốc độ</w:t>
       </w:r>
     </w:p>
     <w:p>
+      <w:pPr>
+        <w:pStyle w:val="ListParagraph"/>
+        <w:numPr>
+          <w:ilvl w:val="0"/>
+          <w:numId w:val="17"/>
+        </w:numPr>
+      </w:pPr>
       <w:r>
         <w:t>PID 05 = nhiệt độ nước</w:t>
+      </w:r>
+    </w:p>
+    <w:p>
+      <w:pPr>
+        <w:pStyle w:val="Heading1"/>
+      </w:pPr>
+      <w:r>
+        <w:lastRenderedPageBreak/>
+        <w:t>Quá trình truyền nhận: từ máy chẩn đoán → ECU → máy chẩn đoán</w:t>
+      </w:r>
+    </w:p>
+    <w:p>
+      <w:pPr>
+        <w:pStyle w:val="Heading2"/>
+        <w:rPr>
+          <w:lang w:val="vi-VN"/>
+        </w:rPr>
+      </w:pPr>
+      <w:r>
+        <w:t>Máy</w:t>
+      </w:r>
+      <w:r>
+        <w:rPr>
+          <w:lang w:val="vi-VN"/>
+        </w:rPr>
+        <w:t xml:space="preserve"> chẩn đoán gửi yêu cầu</w:t>
+      </w:r>
+    </w:p>
+    <w:p>
+      <w:r>
+        <w:rPr>
+          <w:b/>
+          <w:bCs/>
+        </w:rPr>
+        <w:t>ID = 0x7DF</w:t>
+      </w:r>
+      <w:r>
+        <w:t xml:space="preserve"> (functional request)</w:t>
+      </w:r>
+    </w:p>
+    <w:p>
+      <w:r>
+        <w:t xml:space="preserve">Payload ISO-TP: chỉ 3 byte → dùng </w:t>
+      </w:r>
+      <w:r>
+        <w:rPr>
+          <w:b/>
+          <w:bCs/>
+        </w:rPr>
+        <w:t>Single Frame</w:t>
+      </w:r>
+    </w:p>
+    <w:p>
+      <w:r>
+        <w:t>02 01 0C 55 55 55 55 55</w:t>
+      </w:r>
+    </w:p>
+    <w:p>
+      <w:r>
+        <w:t>Giải thích:</w:t>
+      </w:r>
+    </w:p>
+    <w:p>
+      <w:pPr>
+        <w:pStyle w:val="ListParagraph"/>
+        <w:numPr>
+          <w:ilvl w:val="0"/>
+          <w:numId w:val="18"/>
+        </w:numPr>
+      </w:pPr>
+      <w:r>
+        <w:t>02 = length (2 bytes: 01 0C)</w:t>
+      </w:r>
+    </w:p>
+    <w:p>
+      <w:pPr>
+        <w:pStyle w:val="ListParagraph"/>
+        <w:numPr>
+          <w:ilvl w:val="0"/>
+          <w:numId w:val="18"/>
+        </w:numPr>
+      </w:pPr>
+      <w:r>
+        <w:t>01 = Mode 01</w:t>
+      </w:r>
+    </w:p>
+    <w:p>
+      <w:pPr>
+        <w:pStyle w:val="ListParagraph"/>
+        <w:numPr>
+          <w:ilvl w:val="0"/>
+          <w:numId w:val="18"/>
+        </w:numPr>
+      </w:pPr>
+      <w:r>
+        <w:t>0C = PID 0C (RPM)</w:t>
+      </w:r>
+    </w:p>
+    <w:p>
+      <w:pPr>
+        <w:pStyle w:val="ListParagraph"/>
+        <w:numPr>
+          <w:ilvl w:val="0"/>
+          <w:numId w:val="18"/>
+        </w:numPr>
+      </w:pPr>
+      <w:r>
+        <w:t>55 = padding</w:t>
+      </w:r>
+    </w:p>
+    <w:p>
+      <w:pPr>
+        <w:pStyle w:val="Heading2"/>
+      </w:pPr>
+      <w:r>
+        <w:t>ECU động cơ trả lời</w:t>
+      </w:r>
+    </w:p>
+    <w:p>
+      <w:pPr>
+        <w:rPr>
+          <w:b/>
+          <w:bCs/>
+        </w:rPr>
+      </w:pPr>
+      <w:r>
+        <w:rPr>
+          <w:b/>
+          <w:bCs/>
+        </w:rPr>
+        <w:t>ID = 0x7E8</w:t>
+      </w:r>
+    </w:p>
+    <w:p>
+      <w:r>
+        <w:t>Trả về 3 bytes dữ liệu → Single Frame:</w:t>
+      </w:r>
+    </w:p>
+    <w:p>
+      <w:r>
+        <w:t>Ví dụ:</w:t>
+      </w:r>
+    </w:p>
+    <w:p>
+      <w:r>
+        <w:t>03 41 0C 1A F8 55 55 55</w:t>
+      </w:r>
+    </w:p>
+    <w:p>
+      <w:r>
+        <w:t>Giải thích:</w:t>
+      </w:r>
+    </w:p>
+    <w:p>
+      <w:pPr>
+        <w:pStyle w:val="ListParagraph"/>
+        <w:numPr>
+          <w:ilvl w:val="0"/>
+          <w:numId w:val="20"/>
+        </w:numPr>
+      </w:pPr>
+      <w:r>
+        <w:t>03 = length 3 bytes</w:t>
+      </w:r>
+    </w:p>
+    <w:p>
+      <w:pPr>
+        <w:pStyle w:val="ListParagraph"/>
+        <w:numPr>
+          <w:ilvl w:val="0"/>
+          <w:numId w:val="20"/>
+        </w:numPr>
+      </w:pPr>
+      <w:r>
+        <w:t>41 = response of mode 01 (0x40 + 0x01 = 41)</w:t>
+      </w:r>
+    </w:p>
+    <w:p>
+      <w:pPr>
+        <w:pStyle w:val="ListParagraph"/>
+        <w:numPr>
+          <w:ilvl w:val="0"/>
+          <w:numId w:val="20"/>
+        </w:numPr>
+      </w:pPr>
+      <w:r>
+        <w:t>0C = PID 0C</w:t>
+      </w:r>
+    </w:p>
+    <w:p>
+      <w:pPr>
+        <w:pStyle w:val="ListParagraph"/>
+        <w:numPr>
+          <w:ilvl w:val="0"/>
+          <w:numId w:val="20"/>
+        </w:numPr>
+      </w:pPr>
+      <w:r>
+        <w:t>1A F8 = data → RPM = ((0x1A * 256) + 0xF8) / 4</w:t>
+      </w:r>
+    </w:p>
+    <w:p>
+      <w:pPr>
+        <w:pStyle w:val="ListParagraph"/>
+        <w:numPr>
+          <w:ilvl w:val="0"/>
+          <w:numId w:val="20"/>
+        </w:numPr>
+      </w:pPr>
+      <w:r>
+        <w:t>P</w:t>
+      </w:r>
+      <w:r>
+        <w:t>adding</w:t>
       </w:r>
     </w:p>
     <w:p/>
@@ -2905,6 +3179,304 @@
     </w:lvl>
   </w:abstractNum>
   <w:abstractNum w:abstractNumId="1" w15:restartNumberingAfterBreak="0">
+    <w:nsid w:val="0C2646AE"/>
+    <w:multiLevelType w:val="multilevel"/>
+    <w:tmpl w:val="80BC4CF8"/>
+    <w:lvl w:ilvl="0">
+      <w:start w:val="1"/>
+      <w:numFmt w:val="bullet"/>
+      <w:lvlText w:val=""/>
+      <w:lvlJc w:val="left"/>
+      <w:pPr>
+        <w:tabs>
+          <w:tab w:val="num" w:pos="720"/>
+        </w:tabs>
+        <w:ind w:left="720" w:hanging="360"/>
+      </w:pPr>
+      <w:rPr>
+        <w:rFonts w:ascii="Symbol" w:hAnsi="Symbol" w:hint="default"/>
+        <w:sz w:val="20"/>
+      </w:rPr>
+    </w:lvl>
+    <w:lvl w:ilvl="1" w:tentative="1">
+      <w:start w:val="1"/>
+      <w:numFmt w:val="bullet"/>
+      <w:lvlText w:val="o"/>
+      <w:lvlJc w:val="left"/>
+      <w:pPr>
+        <w:tabs>
+          <w:tab w:val="num" w:pos="1440"/>
+        </w:tabs>
+        <w:ind w:left="1440" w:hanging="360"/>
+      </w:pPr>
+      <w:rPr>
+        <w:rFonts w:ascii="Courier New" w:hAnsi="Courier New" w:hint="default"/>
+        <w:sz w:val="20"/>
+      </w:rPr>
+    </w:lvl>
+    <w:lvl w:ilvl="2" w:tentative="1">
+      <w:start w:val="1"/>
+      <w:numFmt w:val="bullet"/>
+      <w:lvlText w:val=""/>
+      <w:lvlJc w:val="left"/>
+      <w:pPr>
+        <w:tabs>
+          <w:tab w:val="num" w:pos="2160"/>
+        </w:tabs>
+        <w:ind w:left="2160" w:hanging="360"/>
+      </w:pPr>
+      <w:rPr>
+        <w:rFonts w:ascii="Wingdings" w:hAnsi="Wingdings" w:hint="default"/>
+        <w:sz w:val="20"/>
+      </w:rPr>
+    </w:lvl>
+    <w:lvl w:ilvl="3" w:tentative="1">
+      <w:start w:val="1"/>
+      <w:numFmt w:val="bullet"/>
+      <w:lvlText w:val=""/>
+      <w:lvlJc w:val="left"/>
+      <w:pPr>
+        <w:tabs>
+          <w:tab w:val="num" w:pos="2880"/>
+        </w:tabs>
+        <w:ind w:left="2880" w:hanging="360"/>
+      </w:pPr>
+      <w:rPr>
+        <w:rFonts w:ascii="Wingdings" w:hAnsi="Wingdings" w:hint="default"/>
+        <w:sz w:val="20"/>
+      </w:rPr>
+    </w:lvl>
+    <w:lvl w:ilvl="4" w:tentative="1">
+      <w:start w:val="1"/>
+      <w:numFmt w:val="bullet"/>
+      <w:lvlText w:val=""/>
+      <w:lvlJc w:val="left"/>
+      <w:pPr>
+        <w:tabs>
+          <w:tab w:val="num" w:pos="3600"/>
+        </w:tabs>
+        <w:ind w:left="3600" w:hanging="360"/>
+      </w:pPr>
+      <w:rPr>
+        <w:rFonts w:ascii="Wingdings" w:hAnsi="Wingdings" w:hint="default"/>
+        <w:sz w:val="20"/>
+      </w:rPr>
+    </w:lvl>
+    <w:lvl w:ilvl="5" w:tentative="1">
+      <w:start w:val="1"/>
+      <w:numFmt w:val="bullet"/>
+      <w:lvlText w:val=""/>
+      <w:lvlJc w:val="left"/>
+      <w:pPr>
+        <w:tabs>
+          <w:tab w:val="num" w:pos="4320"/>
+        </w:tabs>
+        <w:ind w:left="4320" w:hanging="360"/>
+      </w:pPr>
+      <w:rPr>
+        <w:rFonts w:ascii="Wingdings" w:hAnsi="Wingdings" w:hint="default"/>
+        <w:sz w:val="20"/>
+      </w:rPr>
+    </w:lvl>
+    <w:lvl w:ilvl="6" w:tentative="1">
+      <w:start w:val="1"/>
+      <w:numFmt w:val="bullet"/>
+      <w:lvlText w:val=""/>
+      <w:lvlJc w:val="left"/>
+      <w:pPr>
+        <w:tabs>
+          <w:tab w:val="num" w:pos="5040"/>
+        </w:tabs>
+        <w:ind w:left="5040" w:hanging="360"/>
+      </w:pPr>
+      <w:rPr>
+        <w:rFonts w:ascii="Wingdings" w:hAnsi="Wingdings" w:hint="default"/>
+        <w:sz w:val="20"/>
+      </w:rPr>
+    </w:lvl>
+    <w:lvl w:ilvl="7" w:tentative="1">
+      <w:start w:val="1"/>
+      <w:numFmt w:val="bullet"/>
+      <w:lvlText w:val=""/>
+      <w:lvlJc w:val="left"/>
+      <w:pPr>
+        <w:tabs>
+          <w:tab w:val="num" w:pos="5760"/>
+        </w:tabs>
+        <w:ind w:left="5760" w:hanging="360"/>
+      </w:pPr>
+      <w:rPr>
+        <w:rFonts w:ascii="Wingdings" w:hAnsi="Wingdings" w:hint="default"/>
+        <w:sz w:val="20"/>
+      </w:rPr>
+    </w:lvl>
+    <w:lvl w:ilvl="8" w:tentative="1">
+      <w:start w:val="1"/>
+      <w:numFmt w:val="bullet"/>
+      <w:lvlText w:val=""/>
+      <w:lvlJc w:val="left"/>
+      <w:pPr>
+        <w:tabs>
+          <w:tab w:val="num" w:pos="6480"/>
+        </w:tabs>
+        <w:ind w:left="6480" w:hanging="360"/>
+      </w:pPr>
+      <w:rPr>
+        <w:rFonts w:ascii="Wingdings" w:hAnsi="Wingdings" w:hint="default"/>
+        <w:sz w:val="20"/>
+      </w:rPr>
+    </w:lvl>
+  </w:abstractNum>
+  <w:abstractNum w:abstractNumId="2" w15:restartNumberingAfterBreak="0">
+    <w:nsid w:val="1A747855"/>
+    <w:multiLevelType w:val="multilevel"/>
+    <w:tmpl w:val="5F12959C"/>
+    <w:lvl w:ilvl="0">
+      <w:start w:val="1"/>
+      <w:numFmt w:val="bullet"/>
+      <w:lvlText w:val=""/>
+      <w:lvlJc w:val="left"/>
+      <w:pPr>
+        <w:tabs>
+          <w:tab w:val="num" w:pos="720"/>
+        </w:tabs>
+        <w:ind w:left="720" w:hanging="360"/>
+      </w:pPr>
+      <w:rPr>
+        <w:rFonts w:ascii="Symbol" w:hAnsi="Symbol" w:hint="default"/>
+        <w:sz w:val="20"/>
+      </w:rPr>
+    </w:lvl>
+    <w:lvl w:ilvl="1" w:tentative="1">
+      <w:start w:val="1"/>
+      <w:numFmt w:val="bullet"/>
+      <w:lvlText w:val="o"/>
+      <w:lvlJc w:val="left"/>
+      <w:pPr>
+        <w:tabs>
+          <w:tab w:val="num" w:pos="1440"/>
+        </w:tabs>
+        <w:ind w:left="1440" w:hanging="360"/>
+      </w:pPr>
+      <w:rPr>
+        <w:rFonts w:ascii="Courier New" w:hAnsi="Courier New" w:hint="default"/>
+        <w:sz w:val="20"/>
+      </w:rPr>
+    </w:lvl>
+    <w:lvl w:ilvl="2" w:tentative="1">
+      <w:start w:val="1"/>
+      <w:numFmt w:val="bullet"/>
+      <w:lvlText w:val=""/>
+      <w:lvlJc w:val="left"/>
+      <w:pPr>
+        <w:tabs>
+          <w:tab w:val="num" w:pos="2160"/>
+        </w:tabs>
+        <w:ind w:left="2160" w:hanging="360"/>
+      </w:pPr>
+      <w:rPr>
+        <w:rFonts w:ascii="Wingdings" w:hAnsi="Wingdings" w:hint="default"/>
+        <w:sz w:val="20"/>
+      </w:rPr>
+    </w:lvl>
+    <w:lvl w:ilvl="3" w:tentative="1">
+      <w:start w:val="1"/>
+      <w:numFmt w:val="bullet"/>
+      <w:lvlText w:val=""/>
+      <w:lvlJc w:val="left"/>
+      <w:pPr>
+        <w:tabs>
+          <w:tab w:val="num" w:pos="2880"/>
+        </w:tabs>
+        <w:ind w:left="2880" w:hanging="360"/>
+      </w:pPr>
+      <w:rPr>
+        <w:rFonts w:ascii="Wingdings" w:hAnsi="Wingdings" w:hint="default"/>
+        <w:sz w:val="20"/>
+      </w:rPr>
+    </w:lvl>
+    <w:lvl w:ilvl="4" w:tentative="1">
+      <w:start w:val="1"/>
+      <w:numFmt w:val="bullet"/>
+      <w:lvlText w:val=""/>
+      <w:lvlJc w:val="left"/>
+      <w:pPr>
+        <w:tabs>
+          <w:tab w:val="num" w:pos="3600"/>
+        </w:tabs>
+        <w:ind w:left="3600" w:hanging="360"/>
+      </w:pPr>
+      <w:rPr>
+        <w:rFonts w:ascii="Wingdings" w:hAnsi="Wingdings" w:hint="default"/>
+        <w:sz w:val="20"/>
+      </w:rPr>
+    </w:lvl>
+    <w:lvl w:ilvl="5" w:tentative="1">
+      <w:start w:val="1"/>
+      <w:numFmt w:val="bullet"/>
+      <w:lvlText w:val=""/>
+      <w:lvlJc w:val="left"/>
+      <w:pPr>
+        <w:tabs>
+          <w:tab w:val="num" w:pos="4320"/>
+        </w:tabs>
+        <w:ind w:left="4320" w:hanging="360"/>
+      </w:pPr>
+      <w:rPr>
+        <w:rFonts w:ascii="Wingdings" w:hAnsi="Wingdings" w:hint="default"/>
+        <w:sz w:val="20"/>
+      </w:rPr>
+    </w:lvl>
+    <w:lvl w:ilvl="6" w:tentative="1">
+      <w:start w:val="1"/>
+      <w:numFmt w:val="bullet"/>
+      <w:lvlText w:val=""/>
+      <w:lvlJc w:val="left"/>
+      <w:pPr>
+        <w:tabs>
+          <w:tab w:val="num" w:pos="5040"/>
+        </w:tabs>
+        <w:ind w:left="5040" w:hanging="360"/>
+      </w:pPr>
+      <w:rPr>
+        <w:rFonts w:ascii="Wingdings" w:hAnsi="Wingdings" w:hint="default"/>
+        <w:sz w:val="20"/>
+      </w:rPr>
+    </w:lvl>
+    <w:lvl w:ilvl="7" w:tentative="1">
+      <w:start w:val="1"/>
+      <w:numFmt w:val="bullet"/>
+      <w:lvlText w:val=""/>
+      <w:lvlJc w:val="left"/>
+      <w:pPr>
+        <w:tabs>
+          <w:tab w:val="num" w:pos="5760"/>
+        </w:tabs>
+        <w:ind w:left="5760" w:hanging="360"/>
+      </w:pPr>
+      <w:rPr>
+        <w:rFonts w:ascii="Wingdings" w:hAnsi="Wingdings" w:hint="default"/>
+        <w:sz w:val="20"/>
+      </w:rPr>
+    </w:lvl>
+    <w:lvl w:ilvl="8" w:tentative="1">
+      <w:start w:val="1"/>
+      <w:numFmt w:val="bullet"/>
+      <w:lvlText w:val=""/>
+      <w:lvlJc w:val="left"/>
+      <w:pPr>
+        <w:tabs>
+          <w:tab w:val="num" w:pos="6480"/>
+        </w:tabs>
+        <w:ind w:left="6480" w:hanging="360"/>
+      </w:pPr>
+      <w:rPr>
+        <w:rFonts w:ascii="Wingdings" w:hAnsi="Wingdings" w:hint="default"/>
+        <w:sz w:val="20"/>
+      </w:rPr>
+    </w:lvl>
+  </w:abstractNum>
+  <w:abstractNum w:abstractNumId="3" w15:restartNumberingAfterBreak="0">
     <w:nsid w:val="22374BD9"/>
     <w:multiLevelType w:val="multilevel"/>
     <w:tmpl w:val="FF5873A6"/>
@@ -3053,7 +3625,7 @@
       </w:rPr>
     </w:lvl>
   </w:abstractNum>
-  <w:abstractNum w:abstractNumId="2" w15:restartNumberingAfterBreak="0">
+  <w:abstractNum w:abstractNumId="4" w15:restartNumberingAfterBreak="0">
     <w:nsid w:val="2DAD0E12"/>
     <w:multiLevelType w:val="hybridMultilevel"/>
     <w:tmpl w:val="F1FE36A0"/>
@@ -3166,7 +3738,120 @@
       </w:rPr>
     </w:lvl>
   </w:abstractNum>
-  <w:abstractNum w:abstractNumId="3" w15:restartNumberingAfterBreak="0">
+  <w:abstractNum w:abstractNumId="5" w15:restartNumberingAfterBreak="0">
+    <w:nsid w:val="30D23452"/>
+    <w:multiLevelType w:val="hybridMultilevel"/>
+    <w:tmpl w:val="E5FEE770"/>
+    <w:lvl w:ilvl="0" w:tplc="04090001">
+      <w:start w:val="1"/>
+      <w:numFmt w:val="bullet"/>
+      <w:lvlText w:val=""/>
+      <w:lvlJc w:val="left"/>
+      <w:pPr>
+        <w:ind w:left="720" w:hanging="360"/>
+      </w:pPr>
+      <w:rPr>
+        <w:rFonts w:ascii="Symbol" w:hAnsi="Symbol" w:hint="default"/>
+      </w:rPr>
+    </w:lvl>
+    <w:lvl w:ilvl="1" w:tplc="04090003" w:tentative="1">
+      <w:start w:val="1"/>
+      <w:numFmt w:val="bullet"/>
+      <w:lvlText w:val="o"/>
+      <w:lvlJc w:val="left"/>
+      <w:pPr>
+        <w:ind w:left="1440" w:hanging="360"/>
+      </w:pPr>
+      <w:rPr>
+        <w:rFonts w:ascii="Courier New" w:hAnsi="Courier New" w:cs="Courier New" w:hint="default"/>
+      </w:rPr>
+    </w:lvl>
+    <w:lvl w:ilvl="2" w:tplc="04090005" w:tentative="1">
+      <w:start w:val="1"/>
+      <w:numFmt w:val="bullet"/>
+      <w:lvlText w:val=""/>
+      <w:lvlJc w:val="left"/>
+      <w:pPr>
+        <w:ind w:left="2160" w:hanging="360"/>
+      </w:pPr>
+      <w:rPr>
+        <w:rFonts w:ascii="Wingdings" w:hAnsi="Wingdings" w:hint="default"/>
+      </w:rPr>
+    </w:lvl>
+    <w:lvl w:ilvl="3" w:tplc="04090001" w:tentative="1">
+      <w:start w:val="1"/>
+      <w:numFmt w:val="bullet"/>
+      <w:lvlText w:val=""/>
+      <w:lvlJc w:val="left"/>
+      <w:pPr>
+        <w:ind w:left="2880" w:hanging="360"/>
+      </w:pPr>
+      <w:rPr>
+        <w:rFonts w:ascii="Symbol" w:hAnsi="Symbol" w:hint="default"/>
+      </w:rPr>
+    </w:lvl>
+    <w:lvl w:ilvl="4" w:tplc="04090003" w:tentative="1">
+      <w:start w:val="1"/>
+      <w:numFmt w:val="bullet"/>
+      <w:lvlText w:val="o"/>
+      <w:lvlJc w:val="left"/>
+      <w:pPr>
+        <w:ind w:left="3600" w:hanging="360"/>
+      </w:pPr>
+      <w:rPr>
+        <w:rFonts w:ascii="Courier New" w:hAnsi="Courier New" w:cs="Courier New" w:hint="default"/>
+      </w:rPr>
+    </w:lvl>
+    <w:lvl w:ilvl="5" w:tplc="04090005" w:tentative="1">
+      <w:start w:val="1"/>
+      <w:numFmt w:val="bullet"/>
+      <w:lvlText w:val=""/>
+      <w:lvlJc w:val="left"/>
+      <w:pPr>
+        <w:ind w:left="4320" w:hanging="360"/>
+      </w:pPr>
+      <w:rPr>
+        <w:rFonts w:ascii="Wingdings" w:hAnsi="Wingdings" w:hint="default"/>
+      </w:rPr>
+    </w:lvl>
+    <w:lvl w:ilvl="6" w:tplc="04090001" w:tentative="1">
+      <w:start w:val="1"/>
+      <w:numFmt w:val="bullet"/>
+      <w:lvlText w:val=""/>
+      <w:lvlJc w:val="left"/>
+      <w:pPr>
+        <w:ind w:left="5040" w:hanging="360"/>
+      </w:pPr>
+      <w:rPr>
+        <w:rFonts w:ascii="Symbol" w:hAnsi="Symbol" w:hint="default"/>
+      </w:rPr>
+    </w:lvl>
+    <w:lvl w:ilvl="7" w:tplc="04090003" w:tentative="1">
+      <w:start w:val="1"/>
+      <w:numFmt w:val="bullet"/>
+      <w:lvlText w:val="o"/>
+      <w:lvlJc w:val="left"/>
+      <w:pPr>
+        <w:ind w:left="5760" w:hanging="360"/>
+      </w:pPr>
+      <w:rPr>
+        <w:rFonts w:ascii="Courier New" w:hAnsi="Courier New" w:cs="Courier New" w:hint="default"/>
+      </w:rPr>
+    </w:lvl>
+    <w:lvl w:ilvl="8" w:tplc="04090005" w:tentative="1">
+      <w:start w:val="1"/>
+      <w:numFmt w:val="bullet"/>
+      <w:lvlText w:val=""/>
+      <w:lvlJc w:val="left"/>
+      <w:pPr>
+        <w:ind w:left="6480" w:hanging="360"/>
+      </w:pPr>
+      <w:rPr>
+        <w:rFonts w:ascii="Wingdings" w:hAnsi="Wingdings" w:hint="default"/>
+      </w:rPr>
+    </w:lvl>
+  </w:abstractNum>
+  <w:abstractNum w:abstractNumId="6" w15:restartNumberingAfterBreak="0">
     <w:nsid w:val="33092E8C"/>
     <w:multiLevelType w:val="hybridMultilevel"/>
     <w:tmpl w:val="FD149BD2"/>
@@ -3279,7 +3964,7 @@
       </w:rPr>
     </w:lvl>
   </w:abstractNum>
-  <w:abstractNum w:abstractNumId="4" w15:restartNumberingAfterBreak="0">
+  <w:abstractNum w:abstractNumId="7" w15:restartNumberingAfterBreak="0">
     <w:nsid w:val="33B14486"/>
     <w:multiLevelType w:val="multilevel"/>
     <w:tmpl w:val="820EBA16"/>
@@ -3395,10 +4080,123 @@
       </w:rPr>
     </w:lvl>
   </w:abstractNum>
-  <w:abstractNum w:abstractNumId="5" w15:restartNumberingAfterBreak="0">
+  <w:abstractNum w:abstractNumId="8" w15:restartNumberingAfterBreak="0">
+    <w:nsid w:val="3D50636D"/>
+    <w:multiLevelType w:val="hybridMultilevel"/>
+    <w:tmpl w:val="42C4EEFE"/>
+    <w:lvl w:ilvl="0" w:tplc="04090001">
+      <w:start w:val="1"/>
+      <w:numFmt w:val="bullet"/>
+      <w:lvlText w:val=""/>
+      <w:lvlJc w:val="left"/>
+      <w:pPr>
+        <w:ind w:left="720" w:hanging="360"/>
+      </w:pPr>
+      <w:rPr>
+        <w:rFonts w:ascii="Symbol" w:hAnsi="Symbol" w:hint="default"/>
+      </w:rPr>
+    </w:lvl>
+    <w:lvl w:ilvl="1" w:tplc="04090003" w:tentative="1">
+      <w:start w:val="1"/>
+      <w:numFmt w:val="bullet"/>
+      <w:lvlText w:val="o"/>
+      <w:lvlJc w:val="left"/>
+      <w:pPr>
+        <w:ind w:left="1440" w:hanging="360"/>
+      </w:pPr>
+      <w:rPr>
+        <w:rFonts w:ascii="Courier New" w:hAnsi="Courier New" w:cs="Courier New" w:hint="default"/>
+      </w:rPr>
+    </w:lvl>
+    <w:lvl w:ilvl="2" w:tplc="04090005" w:tentative="1">
+      <w:start w:val="1"/>
+      <w:numFmt w:val="bullet"/>
+      <w:lvlText w:val=""/>
+      <w:lvlJc w:val="left"/>
+      <w:pPr>
+        <w:ind w:left="2160" w:hanging="360"/>
+      </w:pPr>
+      <w:rPr>
+        <w:rFonts w:ascii="Wingdings" w:hAnsi="Wingdings" w:hint="default"/>
+      </w:rPr>
+    </w:lvl>
+    <w:lvl w:ilvl="3" w:tplc="04090001" w:tentative="1">
+      <w:start w:val="1"/>
+      <w:numFmt w:val="bullet"/>
+      <w:lvlText w:val=""/>
+      <w:lvlJc w:val="left"/>
+      <w:pPr>
+        <w:ind w:left="2880" w:hanging="360"/>
+      </w:pPr>
+      <w:rPr>
+        <w:rFonts w:ascii="Symbol" w:hAnsi="Symbol" w:hint="default"/>
+      </w:rPr>
+    </w:lvl>
+    <w:lvl w:ilvl="4" w:tplc="04090003" w:tentative="1">
+      <w:start w:val="1"/>
+      <w:numFmt w:val="bullet"/>
+      <w:lvlText w:val="o"/>
+      <w:lvlJc w:val="left"/>
+      <w:pPr>
+        <w:ind w:left="3600" w:hanging="360"/>
+      </w:pPr>
+      <w:rPr>
+        <w:rFonts w:ascii="Courier New" w:hAnsi="Courier New" w:cs="Courier New" w:hint="default"/>
+      </w:rPr>
+    </w:lvl>
+    <w:lvl w:ilvl="5" w:tplc="04090005" w:tentative="1">
+      <w:start w:val="1"/>
+      <w:numFmt w:val="bullet"/>
+      <w:lvlText w:val=""/>
+      <w:lvlJc w:val="left"/>
+      <w:pPr>
+        <w:ind w:left="4320" w:hanging="360"/>
+      </w:pPr>
+      <w:rPr>
+        <w:rFonts w:ascii="Wingdings" w:hAnsi="Wingdings" w:hint="default"/>
+      </w:rPr>
+    </w:lvl>
+    <w:lvl w:ilvl="6" w:tplc="04090001" w:tentative="1">
+      <w:start w:val="1"/>
+      <w:numFmt w:val="bullet"/>
+      <w:lvlText w:val=""/>
+      <w:lvlJc w:val="left"/>
+      <w:pPr>
+        <w:ind w:left="5040" w:hanging="360"/>
+      </w:pPr>
+      <w:rPr>
+        <w:rFonts w:ascii="Symbol" w:hAnsi="Symbol" w:hint="default"/>
+      </w:rPr>
+    </w:lvl>
+    <w:lvl w:ilvl="7" w:tplc="04090003" w:tentative="1">
+      <w:start w:val="1"/>
+      <w:numFmt w:val="bullet"/>
+      <w:lvlText w:val="o"/>
+      <w:lvlJc w:val="left"/>
+      <w:pPr>
+        <w:ind w:left="5760" w:hanging="360"/>
+      </w:pPr>
+      <w:rPr>
+        <w:rFonts w:ascii="Courier New" w:hAnsi="Courier New" w:cs="Courier New" w:hint="default"/>
+      </w:rPr>
+    </w:lvl>
+    <w:lvl w:ilvl="8" w:tplc="04090005" w:tentative="1">
+      <w:start w:val="1"/>
+      <w:numFmt w:val="bullet"/>
+      <w:lvlText w:val=""/>
+      <w:lvlJc w:val="left"/>
+      <w:pPr>
+        <w:ind w:left="6480" w:hanging="360"/>
+      </w:pPr>
+      <w:rPr>
+        <w:rFonts w:ascii="Wingdings" w:hAnsi="Wingdings" w:hint="default"/>
+      </w:rPr>
+    </w:lvl>
+  </w:abstractNum>
+  <w:abstractNum w:abstractNumId="9" w15:restartNumberingAfterBreak="0">
     <w:nsid w:val="42B3217F"/>
     <w:multiLevelType w:val="multilevel"/>
-    <w:tmpl w:val="718C7310"/>
+    <w:tmpl w:val="6F6E5784"/>
     <w:lvl w:ilvl="0">
       <w:start w:val="1"/>
       <w:numFmt w:val="decimal"/>
@@ -3416,10 +4214,11 @@
       <w:start w:val="1"/>
       <w:numFmt w:val="decimal"/>
       <w:pStyle w:val="Heading2"/>
+      <w:suff w:val="space"/>
       <w:lvlText w:val="%1.%2"/>
       <w:lvlJc w:val="left"/>
       <w:pPr>
-        <w:ind w:left="720" w:hanging="360"/>
+        <w:ind w:left="643" w:hanging="360"/>
       </w:pPr>
       <w:rPr>
         <w:rFonts w:hint="default"/>
@@ -3510,7 +4309,7 @@
       </w:rPr>
     </w:lvl>
   </w:abstractNum>
-  <w:abstractNum w:abstractNumId="6" w15:restartNumberingAfterBreak="0">
+  <w:abstractNum w:abstractNumId="10" w15:restartNumberingAfterBreak="0">
     <w:nsid w:val="44D437E9"/>
     <w:multiLevelType w:val="hybridMultilevel"/>
     <w:tmpl w:val="3E7CA7DE"/>
@@ -3623,7 +4422,7 @@
       </w:rPr>
     </w:lvl>
   </w:abstractNum>
-  <w:abstractNum w:abstractNumId="7" w15:restartNumberingAfterBreak="0">
+  <w:abstractNum w:abstractNumId="11" w15:restartNumberingAfterBreak="0">
     <w:nsid w:val="55EA3005"/>
     <w:multiLevelType w:val="multilevel"/>
     <w:tmpl w:val="DEF28DEE"/>
@@ -3772,7 +4571,7 @@
       </w:rPr>
     </w:lvl>
   </w:abstractNum>
-  <w:abstractNum w:abstractNumId="8" w15:restartNumberingAfterBreak="0">
+  <w:abstractNum w:abstractNumId="12" w15:restartNumberingAfterBreak="0">
     <w:nsid w:val="592103C9"/>
     <w:multiLevelType w:val="multilevel"/>
     <w:tmpl w:val="F0B626B8"/>
@@ -3921,7 +4720,7 @@
       </w:rPr>
     </w:lvl>
   </w:abstractNum>
-  <w:abstractNum w:abstractNumId="9" w15:restartNumberingAfterBreak="0">
+  <w:abstractNum w:abstractNumId="13" w15:restartNumberingAfterBreak="0">
     <w:nsid w:val="5DEB4C70"/>
     <w:multiLevelType w:val="multilevel"/>
     <w:tmpl w:val="2F5C5560"/>
@@ -4070,7 +4869,7 @@
       </w:rPr>
     </w:lvl>
   </w:abstractNum>
-  <w:abstractNum w:abstractNumId="10" w15:restartNumberingAfterBreak="0">
+  <w:abstractNum w:abstractNumId="14" w15:restartNumberingAfterBreak="0">
     <w:nsid w:val="66290807"/>
     <w:multiLevelType w:val="multilevel"/>
     <w:tmpl w:val="4FA00F40"/>
@@ -4219,7 +5018,7 @@
       </w:rPr>
     </w:lvl>
   </w:abstractNum>
-  <w:abstractNum w:abstractNumId="11" w15:restartNumberingAfterBreak="0">
+  <w:abstractNum w:abstractNumId="15" w15:restartNumberingAfterBreak="0">
     <w:nsid w:val="67E9143B"/>
     <w:multiLevelType w:val="hybridMultilevel"/>
     <w:tmpl w:val="95CC1E24"/>
@@ -4332,7 +5131,233 @@
       </w:rPr>
     </w:lvl>
   </w:abstractNum>
-  <w:abstractNum w:abstractNumId="12" w15:restartNumberingAfterBreak="0">
+  <w:abstractNum w:abstractNumId="16" w15:restartNumberingAfterBreak="0">
+    <w:nsid w:val="6C92613E"/>
+    <w:multiLevelType w:val="hybridMultilevel"/>
+    <w:tmpl w:val="CA6064E6"/>
+    <w:lvl w:ilvl="0" w:tplc="04090001">
+      <w:start w:val="1"/>
+      <w:numFmt w:val="bullet"/>
+      <w:lvlText w:val=""/>
+      <w:lvlJc w:val="left"/>
+      <w:pPr>
+        <w:ind w:left="720" w:hanging="360"/>
+      </w:pPr>
+      <w:rPr>
+        <w:rFonts w:ascii="Symbol" w:hAnsi="Symbol" w:hint="default"/>
+      </w:rPr>
+    </w:lvl>
+    <w:lvl w:ilvl="1" w:tplc="04090003" w:tentative="1">
+      <w:start w:val="1"/>
+      <w:numFmt w:val="bullet"/>
+      <w:lvlText w:val="o"/>
+      <w:lvlJc w:val="left"/>
+      <w:pPr>
+        <w:ind w:left="1440" w:hanging="360"/>
+      </w:pPr>
+      <w:rPr>
+        <w:rFonts w:ascii="Courier New" w:hAnsi="Courier New" w:cs="Courier New" w:hint="default"/>
+      </w:rPr>
+    </w:lvl>
+    <w:lvl w:ilvl="2" w:tplc="04090005" w:tentative="1">
+      <w:start w:val="1"/>
+      <w:numFmt w:val="bullet"/>
+      <w:lvlText w:val=""/>
+      <w:lvlJc w:val="left"/>
+      <w:pPr>
+        <w:ind w:left="2160" w:hanging="360"/>
+      </w:pPr>
+      <w:rPr>
+        <w:rFonts w:ascii="Wingdings" w:hAnsi="Wingdings" w:hint="default"/>
+      </w:rPr>
+    </w:lvl>
+    <w:lvl w:ilvl="3" w:tplc="04090001" w:tentative="1">
+      <w:start w:val="1"/>
+      <w:numFmt w:val="bullet"/>
+      <w:lvlText w:val=""/>
+      <w:lvlJc w:val="left"/>
+      <w:pPr>
+        <w:ind w:left="2880" w:hanging="360"/>
+      </w:pPr>
+      <w:rPr>
+        <w:rFonts w:ascii="Symbol" w:hAnsi="Symbol" w:hint="default"/>
+      </w:rPr>
+    </w:lvl>
+    <w:lvl w:ilvl="4" w:tplc="04090003" w:tentative="1">
+      <w:start w:val="1"/>
+      <w:numFmt w:val="bullet"/>
+      <w:lvlText w:val="o"/>
+      <w:lvlJc w:val="left"/>
+      <w:pPr>
+        <w:ind w:left="3600" w:hanging="360"/>
+      </w:pPr>
+      <w:rPr>
+        <w:rFonts w:ascii="Courier New" w:hAnsi="Courier New" w:cs="Courier New" w:hint="default"/>
+      </w:rPr>
+    </w:lvl>
+    <w:lvl w:ilvl="5" w:tplc="04090005" w:tentative="1">
+      <w:start w:val="1"/>
+      <w:numFmt w:val="bullet"/>
+      <w:lvlText w:val=""/>
+      <w:lvlJc w:val="left"/>
+      <w:pPr>
+        <w:ind w:left="4320" w:hanging="360"/>
+      </w:pPr>
+      <w:rPr>
+        <w:rFonts w:ascii="Wingdings" w:hAnsi="Wingdings" w:hint="default"/>
+      </w:rPr>
+    </w:lvl>
+    <w:lvl w:ilvl="6" w:tplc="04090001" w:tentative="1">
+      <w:start w:val="1"/>
+      <w:numFmt w:val="bullet"/>
+      <w:lvlText w:val=""/>
+      <w:lvlJc w:val="left"/>
+      <w:pPr>
+        <w:ind w:left="5040" w:hanging="360"/>
+      </w:pPr>
+      <w:rPr>
+        <w:rFonts w:ascii="Symbol" w:hAnsi="Symbol" w:hint="default"/>
+      </w:rPr>
+    </w:lvl>
+    <w:lvl w:ilvl="7" w:tplc="04090003" w:tentative="1">
+      <w:start w:val="1"/>
+      <w:numFmt w:val="bullet"/>
+      <w:lvlText w:val="o"/>
+      <w:lvlJc w:val="left"/>
+      <w:pPr>
+        <w:ind w:left="5760" w:hanging="360"/>
+      </w:pPr>
+      <w:rPr>
+        <w:rFonts w:ascii="Courier New" w:hAnsi="Courier New" w:cs="Courier New" w:hint="default"/>
+      </w:rPr>
+    </w:lvl>
+    <w:lvl w:ilvl="8" w:tplc="04090005" w:tentative="1">
+      <w:start w:val="1"/>
+      <w:numFmt w:val="bullet"/>
+      <w:lvlText w:val=""/>
+      <w:lvlJc w:val="left"/>
+      <w:pPr>
+        <w:ind w:left="6480" w:hanging="360"/>
+      </w:pPr>
+      <w:rPr>
+        <w:rFonts w:ascii="Wingdings" w:hAnsi="Wingdings" w:hint="default"/>
+      </w:rPr>
+    </w:lvl>
+  </w:abstractNum>
+  <w:abstractNum w:abstractNumId="17" w15:restartNumberingAfterBreak="0">
+    <w:nsid w:val="70831463"/>
+    <w:multiLevelType w:val="hybridMultilevel"/>
+    <w:tmpl w:val="7DEC5614"/>
+    <w:lvl w:ilvl="0" w:tplc="04090001">
+      <w:start w:val="1"/>
+      <w:numFmt w:val="bullet"/>
+      <w:lvlText w:val=""/>
+      <w:lvlJc w:val="left"/>
+      <w:pPr>
+        <w:ind w:left="720" w:hanging="360"/>
+      </w:pPr>
+      <w:rPr>
+        <w:rFonts w:ascii="Symbol" w:hAnsi="Symbol" w:hint="default"/>
+      </w:rPr>
+    </w:lvl>
+    <w:lvl w:ilvl="1" w:tplc="04090003" w:tentative="1">
+      <w:start w:val="1"/>
+      <w:numFmt w:val="bullet"/>
+      <w:lvlText w:val="o"/>
+      <w:lvlJc w:val="left"/>
+      <w:pPr>
+        <w:ind w:left="1440" w:hanging="360"/>
+      </w:pPr>
+      <w:rPr>
+        <w:rFonts w:ascii="Courier New" w:hAnsi="Courier New" w:cs="Courier New" w:hint="default"/>
+      </w:rPr>
+    </w:lvl>
+    <w:lvl w:ilvl="2" w:tplc="04090005" w:tentative="1">
+      <w:start w:val="1"/>
+      <w:numFmt w:val="bullet"/>
+      <w:lvlText w:val=""/>
+      <w:lvlJc w:val="left"/>
+      <w:pPr>
+        <w:ind w:left="2160" w:hanging="360"/>
+      </w:pPr>
+      <w:rPr>
+        <w:rFonts w:ascii="Wingdings" w:hAnsi="Wingdings" w:hint="default"/>
+      </w:rPr>
+    </w:lvl>
+    <w:lvl w:ilvl="3" w:tplc="04090001" w:tentative="1">
+      <w:start w:val="1"/>
+      <w:numFmt w:val="bullet"/>
+      <w:lvlText w:val=""/>
+      <w:lvlJc w:val="left"/>
+      <w:pPr>
+        <w:ind w:left="2880" w:hanging="360"/>
+      </w:pPr>
+      <w:rPr>
+        <w:rFonts w:ascii="Symbol" w:hAnsi="Symbol" w:hint="default"/>
+      </w:rPr>
+    </w:lvl>
+    <w:lvl w:ilvl="4" w:tplc="04090003" w:tentative="1">
+      <w:start w:val="1"/>
+      <w:numFmt w:val="bullet"/>
+      <w:lvlText w:val="o"/>
+      <w:lvlJc w:val="left"/>
+      <w:pPr>
+        <w:ind w:left="3600" w:hanging="360"/>
+      </w:pPr>
+      <w:rPr>
+        <w:rFonts w:ascii="Courier New" w:hAnsi="Courier New" w:cs="Courier New" w:hint="default"/>
+      </w:rPr>
+    </w:lvl>
+    <w:lvl w:ilvl="5" w:tplc="04090005" w:tentative="1">
+      <w:start w:val="1"/>
+      <w:numFmt w:val="bullet"/>
+      <w:lvlText w:val=""/>
+      <w:lvlJc w:val="left"/>
+      <w:pPr>
+        <w:ind w:left="4320" w:hanging="360"/>
+      </w:pPr>
+      <w:rPr>
+        <w:rFonts w:ascii="Wingdings" w:hAnsi="Wingdings" w:hint="default"/>
+      </w:rPr>
+    </w:lvl>
+    <w:lvl w:ilvl="6" w:tplc="04090001" w:tentative="1">
+      <w:start w:val="1"/>
+      <w:numFmt w:val="bullet"/>
+      <w:lvlText w:val=""/>
+      <w:lvlJc w:val="left"/>
+      <w:pPr>
+        <w:ind w:left="5040" w:hanging="360"/>
+      </w:pPr>
+      <w:rPr>
+        <w:rFonts w:ascii="Symbol" w:hAnsi="Symbol" w:hint="default"/>
+      </w:rPr>
+    </w:lvl>
+    <w:lvl w:ilvl="7" w:tplc="04090003" w:tentative="1">
+      <w:start w:val="1"/>
+      <w:numFmt w:val="bullet"/>
+      <w:lvlText w:val="o"/>
+      <w:lvlJc w:val="left"/>
+      <w:pPr>
+        <w:ind w:left="5760" w:hanging="360"/>
+      </w:pPr>
+      <w:rPr>
+        <w:rFonts w:ascii="Courier New" w:hAnsi="Courier New" w:cs="Courier New" w:hint="default"/>
+      </w:rPr>
+    </w:lvl>
+    <w:lvl w:ilvl="8" w:tplc="04090005" w:tentative="1">
+      <w:start w:val="1"/>
+      <w:numFmt w:val="bullet"/>
+      <w:lvlText w:val=""/>
+      <w:lvlJc w:val="left"/>
+      <w:pPr>
+        <w:ind w:left="6480" w:hanging="360"/>
+      </w:pPr>
+      <w:rPr>
+        <w:rFonts w:ascii="Wingdings" w:hAnsi="Wingdings" w:hint="default"/>
+      </w:rPr>
+    </w:lvl>
+  </w:abstractNum>
+  <w:abstractNum w:abstractNumId="18" w15:restartNumberingAfterBreak="0">
     <w:nsid w:val="7A3E5EF1"/>
     <w:multiLevelType w:val="multilevel"/>
     <w:tmpl w:val="1DEE8E84"/>
@@ -4481,7 +5506,7 @@
       </w:rPr>
     </w:lvl>
   </w:abstractNum>
-  <w:abstractNum w:abstractNumId="13" w15:restartNumberingAfterBreak="0">
+  <w:abstractNum w:abstractNumId="19" w15:restartNumberingAfterBreak="0">
     <w:nsid w:val="7B0B352D"/>
     <w:multiLevelType w:val="hybridMultilevel"/>
     <w:tmpl w:val="9DCE6F64"/>
@@ -4595,46 +5620,64 @@
     </w:lvl>
   </w:abstractNum>
   <w:num w:numId="1">
-    <w:abstractNumId w:val="5"/>
+    <w:abstractNumId w:val="9"/>
   </w:num>
   <w:num w:numId="2">
-    <w:abstractNumId w:val="3"/>
+    <w:abstractNumId w:val="6"/>
   </w:num>
   <w:num w:numId="3">
     <w:abstractNumId w:val="0"/>
   </w:num>
   <w:num w:numId="4">
+    <w:abstractNumId w:val="19"/>
+  </w:num>
+  <w:num w:numId="5">
+    <w:abstractNumId w:val="3"/>
+  </w:num>
+  <w:num w:numId="6">
+    <w:abstractNumId w:val="10"/>
+  </w:num>
+  <w:num w:numId="7">
+    <w:abstractNumId w:val="7"/>
+  </w:num>
+  <w:num w:numId="8">
     <w:abstractNumId w:val="13"/>
   </w:num>
-  <w:num w:numId="5">
+  <w:num w:numId="9">
+    <w:abstractNumId w:val="12"/>
+  </w:num>
+  <w:num w:numId="10">
+    <w:abstractNumId w:val="11"/>
+  </w:num>
+  <w:num w:numId="11">
+    <w:abstractNumId w:val="4"/>
+  </w:num>
+  <w:num w:numId="12">
+    <w:abstractNumId w:val="15"/>
+  </w:num>
+  <w:num w:numId="13">
+    <w:abstractNumId w:val="18"/>
+  </w:num>
+  <w:num w:numId="14">
+    <w:abstractNumId w:val="14"/>
+  </w:num>
+  <w:num w:numId="15">
+    <w:abstractNumId w:val="2"/>
+  </w:num>
+  <w:num w:numId="16">
+    <w:abstractNumId w:val="17"/>
+  </w:num>
+  <w:num w:numId="17">
+    <w:abstractNumId w:val="8"/>
+  </w:num>
+  <w:num w:numId="18">
+    <w:abstractNumId w:val="5"/>
+  </w:num>
+  <w:num w:numId="19">
     <w:abstractNumId w:val="1"/>
   </w:num>
-  <w:num w:numId="6">
-    <w:abstractNumId w:val="6"/>
-  </w:num>
-  <w:num w:numId="7">
-    <w:abstractNumId w:val="4"/>
-  </w:num>
-  <w:num w:numId="8">
-    <w:abstractNumId w:val="9"/>
-  </w:num>
-  <w:num w:numId="9">
-    <w:abstractNumId w:val="8"/>
-  </w:num>
-  <w:num w:numId="10">
-    <w:abstractNumId w:val="7"/>
-  </w:num>
-  <w:num w:numId="11">
-    <w:abstractNumId w:val="2"/>
-  </w:num>
-  <w:num w:numId="12">
-    <w:abstractNumId w:val="11"/>
-  </w:num>
-  <w:num w:numId="13">
-    <w:abstractNumId w:val="12"/>
-  </w:num>
-  <w:num w:numId="14">
-    <w:abstractNumId w:val="10"/>
+  <w:num w:numId="20">
+    <w:abstractNumId w:val="16"/>
   </w:num>
 </w:numbering>
 </file>
@@ -5054,22 +6097,21 @@
     <w:link w:val="Heading1Char"/>
     <w:uiPriority w:val="9"/>
     <w:qFormat/>
-    <w:rsid w:val="00A01DD3"/>
+    <w:rsid w:val="00E03485"/>
     <w:pPr>
       <w:keepNext/>
       <w:keepLines/>
       <w:numPr>
         <w:numId w:val="1"/>
       </w:numPr>
-      <w:spacing w:before="240" w:after="120"/>
-      <w:ind w:left="357" w:hanging="357"/>
+      <w:spacing w:before="240"/>
       <w:outlineLvl w:val="0"/>
     </w:pPr>
     <w:rPr>
       <w:rFonts w:eastAsiaTheme="majorEastAsia" w:cstheme="majorBidi"/>
       <w:b/>
       <w:color w:val="000000" w:themeColor="text1"/>
-      <w:sz w:val="32"/>
+      <w:sz w:val="36"/>
       <w:szCs w:val="32"/>
     </w:rPr>
   </w:style>
@@ -5081,7 +6123,7 @@
     <w:uiPriority w:val="9"/>
     <w:unhideWhenUsed/>
     <w:qFormat/>
-    <w:rsid w:val="001C245B"/>
+    <w:rsid w:val="00E03485"/>
     <w:pPr>
       <w:keepNext/>
       <w:keepLines/>
@@ -5096,6 +6138,7 @@
       <w:rFonts w:eastAsiaTheme="majorEastAsia" w:cstheme="majorBidi"/>
       <w:b/>
       <w:color w:val="000000" w:themeColor="text1"/>
+      <w:sz w:val="32"/>
       <w:szCs w:val="26"/>
     </w:rPr>
   </w:style>
@@ -5183,12 +6226,12 @@
     <w:basedOn w:val="DefaultParagraphFont"/>
     <w:link w:val="Heading1"/>
     <w:uiPriority w:val="9"/>
-    <w:rsid w:val="00A01DD3"/>
+    <w:rsid w:val="00E03485"/>
     <w:rPr>
       <w:rFonts w:ascii="Times New Roman" w:eastAsiaTheme="majorEastAsia" w:hAnsi="Times New Roman" w:cstheme="majorBidi"/>
       <w:b/>
       <w:color w:val="000000" w:themeColor="text1"/>
-      <w:sz w:val="32"/>
+      <w:sz w:val="36"/>
       <w:szCs w:val="32"/>
     </w:rPr>
   </w:style>
@@ -5197,12 +6240,12 @@
     <w:basedOn w:val="DefaultParagraphFont"/>
     <w:link w:val="Heading2"/>
     <w:uiPriority w:val="9"/>
-    <w:rsid w:val="001C245B"/>
+    <w:rsid w:val="00E03485"/>
     <w:rPr>
       <w:rFonts w:ascii="Times New Roman" w:eastAsiaTheme="majorEastAsia" w:hAnsi="Times New Roman" w:cstheme="majorBidi"/>
       <w:b/>
       <w:color w:val="000000" w:themeColor="text1"/>
-      <w:sz w:val="28"/>
+      <w:sz w:val="32"/>
       <w:szCs w:val="26"/>
     </w:rPr>
   </w:style>
@@ -5211,9 +6254,9 @@
     <w:basedOn w:val="Normal"/>
     <w:uiPriority w:val="34"/>
     <w:qFormat/>
-    <w:rsid w:val="009448BE"/>
+    <w:rsid w:val="00E03485"/>
     <w:pPr>
-      <w:spacing w:line="288" w:lineRule="auto"/>
+      <w:spacing w:line="360" w:lineRule="auto"/>
       <w:ind w:left="720"/>
       <w:contextualSpacing/>
     </w:pPr>
@@ -5400,6 +6443,83 @@
         <w:shd w:val="clear" w:color="auto" w:fill="F2F2F2" w:themeFill="background1" w:themeFillShade="F2"/>
       </w:tcPr>
     </w:tblStylePr>
+  </w:style>
+  <w:style w:type="paragraph" w:styleId="HTMLPreformatted">
+    <w:name w:val="HTML Preformatted"/>
+    <w:basedOn w:val="Normal"/>
+    <w:link w:val="HTMLPreformattedChar"/>
+    <w:uiPriority w:val="99"/>
+    <w:semiHidden/>
+    <w:unhideWhenUsed/>
+    <w:rsid w:val="00E03485"/>
+    <w:pPr>
+      <w:tabs>
+        <w:tab w:val="left" w:pos="916"/>
+        <w:tab w:val="left" w:pos="1832"/>
+        <w:tab w:val="left" w:pos="2748"/>
+        <w:tab w:val="left" w:pos="3664"/>
+        <w:tab w:val="left" w:pos="4580"/>
+        <w:tab w:val="left" w:pos="5496"/>
+        <w:tab w:val="left" w:pos="6412"/>
+        <w:tab w:val="left" w:pos="7328"/>
+        <w:tab w:val="left" w:pos="8244"/>
+        <w:tab w:val="left" w:pos="9160"/>
+        <w:tab w:val="left" w:pos="10076"/>
+        <w:tab w:val="left" w:pos="10992"/>
+        <w:tab w:val="left" w:pos="11908"/>
+        <w:tab w:val="left" w:pos="12824"/>
+        <w:tab w:val="left" w:pos="13740"/>
+        <w:tab w:val="left" w:pos="14656"/>
+      </w:tabs>
+      <w:spacing w:before="0" w:after="0" w:line="240" w:lineRule="auto"/>
+      <w:jc w:val="left"/>
+    </w:pPr>
+    <w:rPr>
+      <w:rFonts w:ascii="Courier New" w:eastAsia="Times New Roman" w:hAnsi="Courier New" w:cs="Courier New"/>
+      <w:sz w:val="20"/>
+      <w:szCs w:val="20"/>
+    </w:rPr>
+  </w:style>
+  <w:style w:type="character" w:customStyle="1" w:styleId="HTMLPreformattedChar">
+    <w:name w:val="HTML Preformatted Char"/>
+    <w:basedOn w:val="DefaultParagraphFont"/>
+    <w:link w:val="HTMLPreformatted"/>
+    <w:uiPriority w:val="99"/>
+    <w:semiHidden/>
+    <w:rsid w:val="00E03485"/>
+    <w:rPr>
+      <w:rFonts w:ascii="Courier New" w:eastAsia="Times New Roman" w:hAnsi="Courier New" w:cs="Courier New"/>
+      <w:sz w:val="20"/>
+      <w:szCs w:val="20"/>
+    </w:rPr>
+  </w:style>
+  <w:style w:type="character" w:styleId="HTMLCode">
+    <w:name w:val="HTML Code"/>
+    <w:basedOn w:val="DefaultParagraphFont"/>
+    <w:uiPriority w:val="99"/>
+    <w:semiHidden/>
+    <w:unhideWhenUsed/>
+    <w:rsid w:val="00E03485"/>
+    <w:rPr>
+      <w:rFonts w:ascii="Courier New" w:eastAsia="Times New Roman" w:hAnsi="Courier New" w:cs="Courier New"/>
+      <w:sz w:val="20"/>
+      <w:szCs w:val="20"/>
+    </w:rPr>
+  </w:style>
+  <w:style w:type="character" w:customStyle="1" w:styleId="hljs-number">
+    <w:name w:val="hljs-number"/>
+    <w:basedOn w:val="DefaultParagraphFont"/>
+    <w:rsid w:val="00E03485"/>
+  </w:style>
+  <w:style w:type="character" w:customStyle="1" w:styleId="hljs-builtin">
+    <w:name w:val="hljs-built_in"/>
+    <w:basedOn w:val="DefaultParagraphFont"/>
+    <w:rsid w:val="00E03485"/>
+  </w:style>
+  <w:style w:type="character" w:customStyle="1" w:styleId="hljs-variable">
+    <w:name w:val="hljs-variable"/>
+    <w:basedOn w:val="DefaultParagraphFont"/>
+    <w:rsid w:val="00C5156B"/>
   </w:style>
 </w:styles>
 </file>
